--- a/results/ctim_vs_ctimg.docx
+++ b/results/ctim_vs_ctimg.docx
@@ -701,11 +701,10 @@
     <w:p>
       <w:pPr>
         <w:spacing w:before="0" w:after="160"/>
-        <w:jc w:val="center"/>
+        <w:jc w:val="right"/>
       </w:pPr>
       <w:r>
         <w:rPr>
-          <w:i/>
           <w:sz w:val="18"/>
           <w:szCs w:val="18"/>
         </w:rPr>
@@ -1040,11 +1039,10 @@
     <w:p>
       <w:pPr>
         <w:spacing w:before="0" w:after="160"/>
-        <w:jc w:val="center"/>
+        <w:jc w:val="right"/>
       </w:pPr>
       <w:r>
         <w:rPr>
-          <w:i/>
           <w:sz w:val="18"/>
           <w:szCs w:val="18"/>
         </w:rPr>
@@ -1127,11 +1125,10 @@
     <w:p>
       <w:pPr>
         <w:spacing w:before="0" w:after="160"/>
-        <w:jc w:val="center"/>
+        <w:jc w:val="right"/>
       </w:pPr>
       <w:r>
         <w:rPr>
-          <w:i/>
           <w:sz w:val="18"/>
           <w:szCs w:val="18"/>
         </w:rPr>
@@ -1245,11 +1242,10 @@
     <w:p>
       <w:pPr>
         <w:spacing w:before="0" w:after="160"/>
-        <w:jc w:val="center"/>
+        <w:jc w:val="right"/>
       </w:pPr>
       <w:r>
         <w:rPr>
-          <w:i/>
           <w:sz w:val="18"/>
           <w:szCs w:val="18"/>
         </w:rPr>
@@ -1363,11 +1359,10 @@
     <w:p>
       <w:pPr>
         <w:spacing w:before="0" w:after="160"/>
-        <w:jc w:val="center"/>
+        <w:jc w:val="right"/>
       </w:pPr>
       <w:r>
         <w:rPr>
-          <w:i/>
           <w:sz w:val="18"/>
           <w:szCs w:val="18"/>
         </w:rPr>
@@ -1442,11 +1437,10 @@
     <w:p>
       <w:pPr>
         <w:spacing w:before="0" w:after="160"/>
-        <w:jc w:val="center"/>
+        <w:jc w:val="right"/>
       </w:pPr>
       <w:r>
         <w:rPr>
-          <w:i/>
           <w:sz w:val="18"/>
           <w:szCs w:val="18"/>
         </w:rPr>
@@ -1581,11 +1575,10 @@
     <w:p>
       <w:pPr>
         <w:spacing w:before="0" w:after="160"/>
-        <w:jc w:val="center"/>
+        <w:jc w:val="right"/>
       </w:pPr>
       <w:r>
         <w:rPr>
-          <w:i/>
           <w:sz w:val="18"/>
           <w:szCs w:val="18"/>
         </w:rPr>
